--- a/units/u37/Unit37_Resource_Appendix.docx
+++ b/units/u37/Unit37_Resource_Appendix.docx
@@ -351,7 +351,7 @@
             <w:pPr>
               <w:spacing w:before="0" w:after="0"/>
             </w:pPr>
-            <w:hyperlink w:history="1" r:id="rIdawrpsiuaom7jfes04ilbb">
+            <w:hyperlink w:history="1" r:id="rId1ghji81jln3emuyvyiiqw">
               <w:r>
                 <w:rPr>
                   <w:u w:val="single"/>
@@ -468,7 +468,7 @@
             <w:pPr>
               <w:spacing w:before="0" w:after="0"/>
             </w:pPr>
-            <w:hyperlink w:history="1" r:id="rIdvxbp7djscbhlkoee9mbao">
+            <w:hyperlink w:history="1" r:id="rId47rdc57miyi_y1fapujsk">
               <w:r>
                 <w:rPr>
                   <w:u w:val="single"/>
@@ -585,7 +585,7 @@
             <w:pPr>
               <w:spacing w:before="0" w:after="0"/>
             </w:pPr>
-            <w:hyperlink w:history="1" r:id="rIdm-xn25picu_pal3kklq3f">
+            <w:hyperlink w:history="1" r:id="rIdfaemat-wch8dgdvwtbziv">
               <w:r>
                 <w:rPr>
                   <w:u w:val="single"/>
@@ -742,7 +742,7 @@
             <w:pPr>
               <w:spacing w:before="0" w:after="0"/>
             </w:pPr>
-            <w:hyperlink w:history="1" r:id="rId3_fijon1qk2a1ovav6h1i">
+            <w:hyperlink w:history="1" r:id="rIdh6x5nb3fmn8jm3p_vuhjv">
               <w:r>
                 <w:rPr>
                   <w:u w:val="single"/>
@@ -859,7 +859,7 @@
             <w:pPr>
               <w:spacing w:before="0" w:after="0"/>
             </w:pPr>
-            <w:hyperlink w:history="1" r:id="rIdxtfy5ir5pknzlxszqtovp">
+            <w:hyperlink w:history="1" r:id="rIdnm2kwuit8jafvujmwik4p">
               <w:r>
                 <w:rPr>
                   <w:u w:val="single"/>
@@ -976,7 +976,7 @@
             <w:pPr>
               <w:spacing w:before="0" w:after="0"/>
             </w:pPr>
-            <w:hyperlink w:history="1" r:id="rIdqcsvpevpoyhp443lmgr5b">
+            <w:hyperlink w:history="1" r:id="rId-1stwlpr4itwlfp0v1e1y">
               <w:r>
                 <w:rPr>
                   <w:u w:val="single"/>
@@ -1133,7 +1133,7 @@
             <w:pPr>
               <w:spacing w:before="0" w:after="0"/>
             </w:pPr>
-            <w:hyperlink w:history="1" r:id="rIdfb3xshvqqpazmy_7d9mng">
+            <w:hyperlink w:history="1" r:id="rIdflj-8msoka9tiusobmqhg">
               <w:r>
                 <w:rPr>
                   <w:u w:val="single"/>
@@ -1250,7 +1250,7 @@
             <w:pPr>
               <w:spacing w:before="0" w:after="0"/>
             </w:pPr>
-            <w:hyperlink w:history="1" r:id="rIdcli_uekqr7bvtl285ihb8">
+            <w:hyperlink w:history="1" r:id="rIdbt9avvxsykg_fqnjeulvi">
               <w:r>
                 <w:rPr>
                   <w:u w:val="single"/>
@@ -1367,7 +1367,7 @@
             <w:pPr>
               <w:spacing w:before="0" w:after="0"/>
             </w:pPr>
-            <w:hyperlink w:history="1" r:id="rIduazksn2cluxt8eokzgd-u">
+            <w:hyperlink w:history="1" r:id="rIdu661q-2m78aqietd8mzs0">
               <w:r>
                 <w:rPr>
                   <w:u w:val="single"/>
@@ -1524,7 +1524,7 @@
             <w:pPr>
               <w:spacing w:before="0" w:after="0"/>
             </w:pPr>
-            <w:hyperlink w:history="1" r:id="rIdbs5bibejlgi5tu-iqk4l9">
+            <w:hyperlink w:history="1" r:id="rIdoi7iiry-ncllwivjmfob7">
               <w:r>
                 <w:rPr>
                   <w:u w:val="single"/>
@@ -1641,7 +1641,7 @@
             <w:pPr>
               <w:spacing w:before="0" w:after="0"/>
             </w:pPr>
-            <w:hyperlink w:history="1" r:id="rIdpxehjdlojqfpw5jkxy0_q">
+            <w:hyperlink w:history="1" r:id="rId6oxm8kqfo4jc-bt3xrepq">
               <w:r>
                 <w:rPr>
                   <w:u w:val="single"/>
@@ -1758,7 +1758,7 @@
             <w:pPr>
               <w:spacing w:before="0" w:after="0"/>
             </w:pPr>
-            <w:hyperlink w:history="1" r:id="rIdbvadaiz5hvlqw7ffw52zk">
+            <w:hyperlink w:history="1" r:id="rIdwfg-b9ffljjde498ijzx2">
               <w:r>
                 <w:rPr>
                   <w:u w:val="single"/>
@@ -1889,7 +1889,7 @@
                 <w:szCs w:val="14"/>
                 <w:rFonts w:ascii="Arial" w:cs="Arial" w:eastAsia="Arial" w:hAnsi="Arial"/>
               </w:rPr>
-              <w:t xml:space="preserve">Same Perimeter, Different Areas (Grade 3) | MATH-N-ROLL</w:t>
+              <w:t xml:space="preserve">Same Perimeter — Different Areas (Grade 3) | MATH-N-ROLL</w:t>
             </w:r>
           </w:p>
         </w:tc>
@@ -1915,7 +1915,7 @@
             <w:pPr>
               <w:spacing w:before="0" w:after="0"/>
             </w:pPr>
-            <w:hyperlink w:history="1" r:id="rIdfyzyzu7bjzkk2zfd1grat">
+            <w:hyperlink w:history="1" r:id="rIdcwj_zqg215gxfmfautk4g">
               <w:r>
                 <w:rPr>
                   <w:u w:val="single"/>
@@ -2006,7 +2006,7 @@
                 <w:szCs w:val="14"/>
                 <w:rFonts w:ascii="Arial" w:cs="Arial" w:eastAsia="Arial" w:hAnsi="Arial"/>
               </w:rPr>
-              <w:t xml:space="preserve">Same Perimeter, Different Area (Grade 3 Math) | JoAnn's School</w:t>
+              <w:t xml:space="preserve">Same Perimeter — Different Area (Grade 3 Math) | JoAnn's School</w:t>
             </w:r>
           </w:p>
         </w:tc>
@@ -2032,7 +2032,7 @@
             <w:pPr>
               <w:spacing w:before="0" w:after="0"/>
             </w:pPr>
-            <w:hyperlink w:history="1" r:id="rIdzupm45vh6oh1xosc-ngrj">
+            <w:hyperlink w:history="1" r:id="rId0sm8k22ywpljkq_l34ucj">
               <w:r>
                 <w:rPr>
                   <w:u w:val="single"/>
@@ -2149,7 +2149,7 @@
             <w:pPr>
               <w:spacing w:before="0" w:after="0"/>
             </w:pPr>
-            <w:hyperlink w:history="1" r:id="rIdwg1dcwuub9safhrurnq2x">
+            <w:hyperlink w:history="1" r:id="rIdhdderpef2rqf4t9rii578">
               <w:r>
                 <w:rPr>
                   <w:u w:val="single"/>
@@ -2306,7 +2306,7 @@
             <w:pPr>
               <w:spacing w:before="0" w:after="0"/>
             </w:pPr>
-            <w:hyperlink w:history="1" r:id="rIduvrinwvgxqpk2xxprbklt">
+            <w:hyperlink w:history="1" r:id="rIdpxjvnpt_qhn8ywuvpojys">
               <w:r>
                 <w:rPr>
                   <w:u w:val="single"/>
@@ -2423,7 +2423,7 @@
             <w:pPr>
               <w:spacing w:before="0" w:after="0"/>
             </w:pPr>
-            <w:hyperlink w:history="1" r:id="rIds1v1z9cwtx_4ssey1qnaz">
+            <w:hyperlink w:history="1" r:id="rIdgbmgswrprizkcvdwcuiq6">
               <w:r>
                 <w:rPr>
                   <w:u w:val="single"/>
@@ -2540,7 +2540,7 @@
             <w:pPr>
               <w:spacing w:before="0" w:after="0"/>
             </w:pPr>
-            <w:hyperlink w:history="1" r:id="rIdxmjkovvv9_oekvlac3lgq">
+            <w:hyperlink w:history="1" r:id="rId6q_4yklgilpooiqwpuu8e">
               <w:r>
                 <w:rPr>
                   <w:u w:val="single"/>
@@ -2697,7 +2697,7 @@
             <w:pPr>
               <w:spacing w:before="0" w:after="0"/>
             </w:pPr>
-            <w:hyperlink w:history="1" r:id="rIdglfkke15i0xoppxd5dbvi">
+            <w:hyperlink w:history="1" r:id="rIdpi9ippzkkcuaj42lvcsaz">
               <w:r>
                 <w:rPr>
                   <w:u w:val="single"/>
@@ -2814,7 +2814,7 @@
             <w:pPr>
               <w:spacing w:before="0" w:after="0"/>
             </w:pPr>
-            <w:hyperlink w:history="1" r:id="rIddo3nb6p2gl0mm2g__u4rb">
+            <w:hyperlink w:history="1" r:id="rIddediqpauhtfeicpnwzcjf">
               <w:r>
                 <w:rPr>
                   <w:u w:val="single"/>
@@ -2931,7 +2931,7 @@
             <w:pPr>
               <w:spacing w:before="0" w:after="0"/>
             </w:pPr>
-            <w:hyperlink w:history="1" r:id="rIduni4nutevxtzcz4qnday4">
+            <w:hyperlink w:history="1" r:id="rIdudecgpkm3kzfqsqe4mw7b">
               <w:r>
                 <w:rPr>
                   <w:u w:val="single"/>
@@ -3088,7 +3088,7 @@
             <w:pPr>
               <w:spacing w:before="0" w:after="0"/>
             </w:pPr>
-            <w:hyperlink w:history="1" r:id="rIdcmv9gei8ox8hepn86mahi">
+            <w:hyperlink w:history="1" r:id="rIdd9qn6lijl2y33vnj4uedn">
               <w:r>
                 <w:rPr>
                   <w:u w:val="single"/>
@@ -3205,7 +3205,7 @@
             <w:pPr>
               <w:spacing w:before="0" w:after="0"/>
             </w:pPr>
-            <w:hyperlink w:history="1" r:id="rIdi4uiq_xrwmq4iu0kp45gt">
+            <w:hyperlink w:history="1" r:id="rIdshgicl7mjoi2egvykruon">
               <w:r>
                 <w:rPr>
                   <w:u w:val="single"/>
@@ -3322,7 +3322,7 @@
             <w:pPr>
               <w:spacing w:before="0" w:after="0"/>
             </w:pPr>
-            <w:hyperlink w:history="1" r:id="rIdgqmmoh067ccueocb1oro5">
+            <w:hyperlink w:history="1" r:id="rIdm4vmikewjiyxtjdlbi0oy">
               <w:r>
                 <w:rPr>
                   <w:u w:val="single"/>
@@ -3479,7 +3479,7 @@
             <w:pPr>
               <w:spacing w:before="0" w:after="0"/>
             </w:pPr>
-            <w:hyperlink w:history="1" r:id="rIdxhkbypbuytaqlpfx8541e">
+            <w:hyperlink w:history="1" r:id="rIdmvn47s4-jgepztsct9ycm">
               <w:r>
                 <w:rPr>
                   <w:u w:val="single"/>
@@ -3596,7 +3596,7 @@
             <w:pPr>
               <w:spacing w:before="0" w:after="0"/>
             </w:pPr>
-            <w:hyperlink w:history="1" r:id="rIdunuykkfoxc0qqw_7dxabj">
+            <w:hyperlink w:history="1" r:id="rIdhysrvovdzttgwl_t_aay7">
               <w:r>
                 <w:rPr>
                   <w:u w:val="single"/>
@@ -3713,7 +3713,7 @@
             <w:pPr>
               <w:spacing w:before="0" w:after="0"/>
             </w:pPr>
-            <w:hyperlink w:history="1" r:id="rIdtvllzdbdmezqaogtdhyyr">
+            <w:hyperlink w:history="1" r:id="rIda7q1ynsfjov6ibyxf8-h8">
               <w:r>
                 <w:rPr>
                   <w:u w:val="single"/>
@@ -3870,7 +3870,7 @@
             <w:pPr>
               <w:spacing w:before="0" w:after="0"/>
             </w:pPr>
-            <w:hyperlink w:history="1" r:id="rIdem5tcneulc5tjl_o0kxij">
+            <w:hyperlink w:history="1" r:id="rId4zjiekg6aztp4gxqj7abp">
               <w:r>
                 <w:rPr>
                   <w:u w:val="single"/>
@@ -3987,7 +3987,7 @@
             <w:pPr>
               <w:spacing w:before="0" w:after="0"/>
             </w:pPr>
-            <w:hyperlink w:history="1" r:id="rId61u-bu2janrufiw5l3arm">
+            <w:hyperlink w:history="1" r:id="rIdgwjalss3lqtr4iag7b7m2">
               <w:r>
                 <w:rPr>
                   <w:u w:val="single"/>
@@ -4104,7 +4104,7 @@
             <w:pPr>
               <w:spacing w:before="0" w:after="0"/>
             </w:pPr>
-            <w:hyperlink w:history="1" r:id="rIdalgcsik451ykv_kpygown">
+            <w:hyperlink w:history="1" r:id="rIdmn0z1b6pxs_a-2eya5c2x">
               <w:r>
                 <w:rPr>
                   <w:u w:val="single"/>
@@ -4261,7 +4261,7 @@
             <w:pPr>
               <w:spacing w:before="0" w:after="0"/>
             </w:pPr>
-            <w:hyperlink w:history="1" r:id="rIduzsebjunvz1otptt0cm38">
+            <w:hyperlink w:history="1" r:id="rIdk4obyewwz8tr43tvbvbz0">
               <w:r>
                 <w:rPr>
                   <w:u w:val="single"/>
@@ -4378,7 +4378,7 @@
             <w:pPr>
               <w:spacing w:before="0" w:after="0"/>
             </w:pPr>
-            <w:hyperlink w:history="1" r:id="rIdeq5iitcshetx8unftwupg">
+            <w:hyperlink w:history="1" r:id="rIdw7hz64obdkz9ezg_il87i">
               <w:r>
                 <w:rPr>
                   <w:u w:val="single"/>
@@ -4495,7 +4495,7 @@
             <w:pPr>
               <w:spacing w:before="0" w:after="0"/>
             </w:pPr>
-            <w:hyperlink w:history="1" r:id="rIdk4cviybi3ewc6s3oqzumv">
+            <w:hyperlink w:history="1" r:id="rIdaao7wexqnpwrsi5qodwzu">
               <w:r>
                 <w:rPr>
                   <w:u w:val="single"/>
@@ -4652,7 +4652,7 @@
             <w:pPr>
               <w:spacing w:before="0" w:after="0"/>
             </w:pPr>
-            <w:hyperlink w:history="1" r:id="rIdge03wpzs_1zb-krxa4u5r">
+            <w:hyperlink w:history="1" r:id="rIdlpstgwynybqvuuinypgww">
               <w:r>
                 <w:rPr>
                   <w:u w:val="single"/>
@@ -4769,7 +4769,7 @@
             <w:pPr>
               <w:spacing w:before="0" w:after="0"/>
             </w:pPr>
-            <w:hyperlink w:history="1" r:id="rId6bpuxtn4hnyj3m1svywdq">
+            <w:hyperlink w:history="1" r:id="rId5zo7nkdc3h2334glwspcw">
               <w:r>
                 <w:rPr>
                   <w:u w:val="single"/>
@@ -4886,7 +4886,7 @@
             <w:pPr>
               <w:spacing w:before="0" w:after="0"/>
             </w:pPr>
-            <w:hyperlink w:history="1" r:id="rIdtwqjsip9tjft1utuxikmt">
+            <w:hyperlink w:history="1" r:id="rIdxfu6pucll9xn5la5fjlfd">
               <w:r>
                 <w:rPr>
                   <w:u w:val="single"/>
@@ -5043,7 +5043,7 @@
             <w:pPr>
               <w:spacing w:before="0" w:after="0"/>
             </w:pPr>
-            <w:hyperlink w:history="1" r:id="rId3nui_7ykoajxk7croxubd">
+            <w:hyperlink w:history="1" r:id="rIdcpsq5g6wl4uhr_oyguswb">
               <w:r>
                 <w:rPr>
                   <w:u w:val="single"/>
@@ -5160,7 +5160,7 @@
             <w:pPr>
               <w:spacing w:before="0" w:after="0"/>
             </w:pPr>
-            <w:hyperlink w:history="1" r:id="rIde6tzr6jpoli_5ekwvlqtn">
+            <w:hyperlink w:history="1" r:id="rIdj94juo0y20acfc00vrpun">
               <w:r>
                 <w:rPr>
                   <w:u w:val="single"/>
@@ -5277,7 +5277,7 @@
             <w:pPr>
               <w:spacing w:before="0" w:after="0"/>
             </w:pPr>
-            <w:hyperlink w:history="1" r:id="rIdttfnhytjsisf9inxluh8x">
+            <w:hyperlink w:history="1" r:id="rIdfgvkbls19aeulb7gyoo2k">
               <w:r>
                 <w:rPr>
                   <w:u w:val="single"/>
@@ -5434,7 +5434,7 @@
             <w:pPr>
               <w:spacing w:before="0" w:after="0"/>
             </w:pPr>
-            <w:hyperlink w:history="1" r:id="rId4p1nd73asw9ufkttawcua">
+            <w:hyperlink w:history="1" r:id="rId0diwrr5qazr4th-jtrff4">
               <w:r>
                 <w:rPr>
                   <w:u w:val="single"/>
@@ -5551,7 +5551,7 @@
             <w:pPr>
               <w:spacing w:before="0" w:after="0"/>
             </w:pPr>
-            <w:hyperlink w:history="1" r:id="rIdi2_h0wzofm7hx8vtt98qe">
+            <w:hyperlink w:history="1" r:id="rIddutfsyotzt2xxheyqt0q1">
               <w:r>
                 <w:rPr>
                   <w:u w:val="single"/>
@@ -5668,7 +5668,7 @@
             <w:pPr>
               <w:spacing w:before="0" w:after="0"/>
             </w:pPr>
-            <w:hyperlink w:history="1" r:id="rIdn2ppqxd_6i2cznco40kda">
+            <w:hyperlink w:history="1" r:id="rIdhejjvj0yyeauejbdgrfvl">
               <w:r>
                 <w:rPr>
                   <w:u w:val="single"/>
@@ -5825,7 +5825,7 @@
             <w:pPr>
               <w:spacing w:before="0" w:after="0"/>
             </w:pPr>
-            <w:hyperlink w:history="1" r:id="rIdkp3fwhgc48cmemxwq3inr">
+            <w:hyperlink w:history="1" r:id="rIdf2phv8bbmdml3t-rt_eiv">
               <w:r>
                 <w:rPr>
                   <w:u w:val="single"/>
@@ -5942,7 +5942,7 @@
             <w:pPr>
               <w:spacing w:before="0" w:after="0"/>
             </w:pPr>
-            <w:hyperlink w:history="1" r:id="rIdkjefmrq8zw2yeeeljlbi1">
+            <w:hyperlink w:history="1" r:id="rIdvd4wyx_3bt70_sohgwaa-">
               <w:r>
                 <w:rPr>
                   <w:u w:val="single"/>
@@ -6059,7 +6059,7 @@
             <w:pPr>
               <w:spacing w:before="0" w:after="0"/>
             </w:pPr>
-            <w:hyperlink w:history="1" r:id="rIdijp9kkx4btq5gjaqd6kxm">
+            <w:hyperlink w:history="1" r:id="rIdjaug47mp655s48sxun4zv">
               <w:r>
                 <w:rPr>
                   <w:u w:val="single"/>
@@ -6176,7 +6176,7 @@
             <w:pPr>
               <w:spacing w:before="0" w:after="0"/>
             </w:pPr>
-            <w:hyperlink w:history="1" r:id="rIdeg4jny5krdrxdnbu-kxtf">
+            <w:hyperlink w:history="1" r:id="rId65bxqgcaafcnfdcyjwcob">
               <w:r>
                 <w:rPr>
                   <w:u w:val="single"/>
@@ -6293,7 +6293,7 @@
             <w:pPr>
               <w:spacing w:before="0" w:after="0"/>
             </w:pPr>
-            <w:hyperlink w:history="1" r:id="rId1bs8goe4wfmegddovurve">
+            <w:hyperlink w:history="1" r:id="rIdcoe2wmbaxkrvr0tct9nqw">
               <w:r>
                 <w:rPr>
                   <w:u w:val="single"/>
@@ -6368,7 +6368,7 @@
         </w:rPr>
         <w:t xml:space="preserve">Corbettmaths — Factors (PDF)  --  </w:t>
       </w:r>
-      <w:hyperlink w:history="1" r:id="rIdtty3c_zurxel414-lz8eu">
+      <w:hyperlink w:history="1" r:id="rIddzsb6bwptnnjvq2o0qbid">
         <w:r>
           <w:rPr>
             <w:u w:val="single"/>
@@ -6402,7 +6402,7 @@
         </w:rPr>
         <w:t xml:space="preserve">Corbettmaths — Prime Numbers (PDF)  --  </w:t>
       </w:r>
-      <w:hyperlink w:history="1" r:id="rIdtjxgo2aw6i6hjlvmft4ii">
+      <w:hyperlink w:history="1" r:id="rIdmauavqebg5hh3aknhosdd">
         <w:r>
           <w:rPr>
             <w:u w:val="single"/>
@@ -6436,7 +6436,7 @@
         </w:rPr>
         <w:t xml:space="preserve">Corbettmaths — Multiplication (PDF)  --  </w:t>
       </w:r>
-      <w:hyperlink w:history="1" r:id="rId06ensgg6mrwmzxyuuqrr1">
+      <w:hyperlink w:history="1" r:id="rIdg4grev5r1slxrpkwdjlgb">
         <w:r>
           <w:rPr>
             <w:u w:val="single"/>
@@ -6470,7 +6470,7 @@
         </w:rPr>
         <w:t xml:space="preserve">Corbettmaths — Area of a Rectangle (PDF)  --  </w:t>
       </w:r>
-      <w:hyperlink w:history="1" r:id="rIdd6yjfqqz1mzx8t05jhyi7">
+      <w:hyperlink w:history="1" r:id="rIdt4pbz6cpnryqcksj1dns7">
         <w:r>
           <w:rPr>
             <w:u w:val="single"/>
@@ -6504,7 +6504,7 @@
         </w:rPr>
         <w:t xml:space="preserve">Corbettmaths — Area of Rectangles (PDF)  --  </w:t>
       </w:r>
-      <w:hyperlink w:history="1" r:id="rIdovyemo3kglg0miqbgjhpf">
+      <w:hyperlink w:history="1" r:id="rIdtiduwysz28ngijg5zv5ea">
         <w:r>
           <w:rPr>
             <w:u w:val="single"/>
@@ -6538,7 +6538,7 @@
         </w:rPr>
         <w:t xml:space="preserve">Corbettmaths — Volume of a Cuboid (PDF)  --  </w:t>
       </w:r>
-      <w:hyperlink w:history="1" r:id="rIdpya8up8fkzmpxel5amod7">
+      <w:hyperlink w:history="1" r:id="rIdzeh-fwlk56sf23rqjb28u">
         <w:r>
           <w:rPr>
             <w:u w:val="single"/>
@@ -6572,7 +6572,7 @@
         </w:rPr>
         <w:t xml:space="preserve">Corbettmaths — Area of a Parallelogram (PDF)  --  </w:t>
       </w:r>
-      <w:hyperlink w:history="1" r:id="rIdkonuvsxd9tcs2y_ljol3z">
+      <w:hyperlink w:history="1" r:id="rIdplzswof5ngxqq4ibp_pdt">
         <w:r>
           <w:rPr>
             <w:u w:val="single"/>
@@ -6606,7 +6606,7 @@
         </w:rPr>
         <w:t xml:space="preserve">Corbettmaths — Area of a Triangle (PDF)  --  </w:t>
       </w:r>
-      <w:hyperlink w:history="1" r:id="rIdtcqqjrtddhmhbyvqg7yzm">
+      <w:hyperlink w:history="1" r:id="rIdhoovn3tyespuxzd2xzul2">
         <w:r>
           <w:rPr>
             <w:u w:val="single"/>
@@ -6640,7 +6640,7 @@
         </w:rPr>
         <w:t xml:space="preserve">Corbettmaths — Area of Compound Shapes (PDF)  --  </w:t>
       </w:r>
-      <w:hyperlink w:history="1" r:id="rIdx7od1sp-ttkkwp41n2rr0">
+      <w:hyperlink w:history="1" r:id="rIdpvps5ti1w9haonlnt83vl">
         <w:r>
           <w:rPr>
             <w:u w:val="single"/>
@@ -6674,7 +6674,7 @@
         </w:rPr>
         <w:t xml:space="preserve">Corbettmaths — Volume of a Prism (PDF)  --  </w:t>
       </w:r>
-      <w:hyperlink w:history="1" r:id="rIdnhtiuzrfky7tnjrs2bece">
+      <w:hyperlink w:history="1" r:id="rIdwjv39jenuvxishyb3rveq">
         <w:r>
           <w:rPr>
             <w:u w:val="single"/>
@@ -6708,7 +6708,7 @@
         </w:rPr>
         <w:t xml:space="preserve">Corbettmaths — Product of Primes (PDF)  --  </w:t>
       </w:r>
-      <w:hyperlink w:history="1" r:id="rIdrv3elwgbqwfa7ycvlbez6">
+      <w:hyperlink w:history="1" r:id="rIdmc5amzybw-y09jbwa8-hv">
         <w:r>
           <w:rPr>
             <w:u w:val="single"/>
